--- a/downloads/documents/04 Units/Unit 04 - Environmental Design and Management - Spaces We Live In/Lesson 04.13 - Furnish It on a Budget.docx
+++ b/downloads/documents/04 Units/Unit 04 - Environmental Design and Management - Spaces We Live In/Lesson 04.13 - Furnish It on a Budget.docx
@@ -327,7 +327,7 @@
         <w:t xml:space="preserve"> </w:t>
       </w:r>
       <w:r>
-        <w:t xml:space="preserve">for Turkish, Portuguese, and Spanish.</w:t>
+        <w:t xml:space="preserve">for Spanish.</w:t>
       </w:r>
     </w:p>
     <w:p>
@@ -1077,7 +1077,7 @@
         <w:pStyle w:val="Compact"/>
       </w:pPr>
       <w:r>
-        <w:t xml:space="preserve">ELL: the catalog has a small picture line for each item; the three columns are labeled with icons (a box for new, a recycle arrow for secondhand, a hammer for DIY); the Budget Sheet has the justification frame "I chose ___ (new / secondhand / DIY) for ___ because the client needs ___"; the words budget, tax, total, new, secondhand, and make in Turkish, Portuguese, and Spanish on the sheet margin (see</w:t>
+        <w:t xml:space="preserve">ELL: the catalog has a small picture line for each item; the three columns are labeled with icons (a box for new, a recycle arrow for secondhand, a hammer for DIY); the Budget Sheet has the justification frame "I chose ___ (new / secondhand / DIY) for ___ because the client needs ___"; the words budget, tax, total, new, secondhand, and make in Spanish on the sheet margin (see</w:t>
       </w:r>
       <w:r>
         <w:t xml:space="preserve"> </w:t>

--- a/downloads/documents/04 Units/Unit 04 - Environmental Design and Management - Spaces We Live In/Lesson 04.13 - Furnish It on a Budget.docx
+++ b/downloads/documents/04 Units/Unit 04 - Environmental Design and Management - Spaces We Live In/Lesson 04.13 - Furnish It on a Budget.docx
@@ -1419,7 +1419,7 @@
         <w:pStyle w:val="FirstParagraph"/>
       </w:pPr>
       <w:r>
-        <w:t xml:space="preserve">Math: percent, multiplying by a decimal, running totals; this is the same tax math the math teacher can use for a percent unit. Business or economics, if the school has it: new versus used markets and why a secondhand price is set by the seller. ClassroomStreet: the furnishing total can be entered as a one-time expense in a student’s ClassroomStreet budget in Unit 2’s follow-up run, so a room refresh shows up against a real monthly income.</w:t>
+        <w:t xml:space="preserve">Math: percent, multiplying by a decimal, running totals; this is the same tax math the math teacher can use for a percent unit. Business or economics, if the school has it: new versus used markets and why a secondhand price is set by the seller. Unit 2: the furnishing total can be entered as a one-time expense on a student’s Lesson 2.9 Budget Builder, so a room refresh shows up against a real monthly income.</w:t>
       </w:r>
     </w:p>
     <w:p>
